--- a/Job Hunt 2026/2026-09-09 - Turning Point Action - Ballot Chaser/Joshua_Chappell_Resume_TurningPointAction.docx
+++ b/Job Hunt 2026/2026-09-09 - Turning Point Action - Ballot Chaser/Joshua_Chappell_Resume_TurningPointAction.docx
@@ -31,9 +31,9 @@
           <w:sz w:val="22"/>
           <w:szCs w:val="22"/>
         </w:rPr>
-        <w:t xml:space="preserve">Mesa, AZ  •  480-586-7959  •  </w:t>
-      </w:r>
-      <w:hyperlink w:history="1" r:id="rIdjo7wu7qz-ppn4kkejinid">
+        <w:t xml:space="preserve">Mesa, AZ • 480-586-7959 • </w:t>
+      </w:r>
+      <w:hyperlink w:history="1" r:id="rId_9rznqhoe2qug-ilucr74">
         <w:r>
           <w:rPr>
             <w:rFonts w:ascii="Calibri" w:cs="Calibri" w:eastAsia="Calibri" w:hAnsi="Calibri"/>
@@ -49,7 +49,7 @@
       <w:pPr>
         <w:jc w:val="center"/>
       </w:pPr>
-      <w:hyperlink w:history="1" r:id="rIdq0u5api7gsgcoz7b_wnv4">
+      <w:hyperlink w:history="1" r:id="rIdot2hpmlxgtbtgg-dxwfe8">
         <w:r>
           <w:rPr>
             <w:rFonts w:ascii="Calibri" w:cs="Calibri" w:eastAsia="Calibri" w:hAnsi="Calibri"/>
@@ -130,7 +130,7 @@
           <w:sz w:val="21"/>
           <w:szCs w:val="21"/>
         </w:rPr>
-        <w:t xml:space="preserve">	Glendale, AZ  |  Sep 2019 - Present</w:t>
+        <w:t xml:space="preserve">	Glendale, AZ | Sep 2019 - Present</w:t>
       </w:r>
     </w:p>
     <w:p>
@@ -259,7 +259,7 @@
           <w:sz w:val="21"/>
           <w:szCs w:val="21"/>
         </w:rPr>
-        <w:t xml:space="preserve">	Mesa, AZ  |  2025 - Present</w:t>
+        <w:t xml:space="preserve">	Mesa, AZ | 2025 - Present</w:t>
       </w:r>
     </w:p>
     <w:p>
@@ -388,7 +388,7 @@
           <w:sz w:val="21"/>
           <w:szCs w:val="21"/>
         </w:rPr>
-        <w:t xml:space="preserve">	Phoenix, AZ  |  Feb 2025 - June 2025</w:t>
+        <w:t xml:space="preserve">	Phoenix, AZ | Feb 2025 - June 2025</w:t>
       </w:r>
     </w:p>
     <w:p>
@@ -494,7 +494,7 @@
           <w:sz w:val="21"/>
           <w:szCs w:val="21"/>
         </w:rPr>
-        <w:t xml:space="preserve">	Queen Creek, AZ  |  Aug 2018 - Aug 2020</w:t>
+        <w:t xml:space="preserve">	Queen Creek, AZ | Aug 2018 - Aug 2020</w:t>
       </w:r>
     </w:p>
     <w:p>
@@ -631,7 +631,7 @@
           <w:sz w:val="22"/>
           <w:szCs w:val="22"/>
         </w:rPr>
-        <w:t xml:space="preserve">Community Outreach &amp; Relationship Building  •  Written and Verbal Communication  •  Google Workspace (Docs, Sheets, Drive)  •  Social Media (Facebook, Instagram, X)  •  Goal Setting &amp; Data Tracking (Excel, Google Sheets)  •  Self-Directed Schedule Management  •  Team Leadership (5–20 people)  •  Coaching &amp; Mentoring  •  Valid Driver License and Reliable Transportation</w:t>
+        <w:t xml:space="preserve">Community Outreach &amp; Relationship Building • Written and Verbal Communication • Google Workspace (Docs, Sheets, Drive) • Social Media (Facebook, Instagram, X) • Goal Setting &amp; Data Tracking (Excel, Google Sheets) • Self-Directed Schedule Management • Team Leadership (5–20 people) • Coaching &amp; Mentoring • Valid Driver License and Reliable Transportation</w:t>
       </w:r>
     </w:p>
     <w:p>
@@ -730,7 +730,7 @@
           <w:sz w:val="22"/>
           <w:szCs w:val="22"/>
         </w:rPr>
-        <w:t xml:space="preserve">Google Digital Marketing &amp; E-Commerce  •  HubSpot Inbound Marketing  •  Part 107 Drone Operator License</w:t>
+        <w:t xml:space="preserve">Google Digital Marketing &amp; E-Commerce • HubSpot Inbound Marketing • Part 107 Drone Operator License</w:t>
       </w:r>
     </w:p>
     <w:sectPr>
@@ -908,7 +908,7 @@
     <w:lvl w:ilvl="0" w:tentative="1">
       <w:start w:val="1"/>
       <w:numFmt w:val="bullet"/>
-      <w:lvlText w:val="▪"/>
+      <w:lvlText w:val="•"/>
       <w:lvlJc w:val="left"/>
       <w:pPr>
         <w:ind w:left="280" w:hanging="280"/>
